--- a/tools/ksp-image-prompts/ручные_статьи_июнь/статья13_июнь_2026_nuzhno-li-ispolzovat-opolaskivateli.docx
+++ b/tools/ksp-image-prompts/ручные_статьи_июнь/статья13_июнь_2026_nuzhno-li-ispolzovat-opolaskivateli.docx
@@ -4,7 +4,21 @@
   <w:body>
     <w:p>
       <w:pPr>
-        <w:spacing w:after="240" w:before="0"/>
+        <w:spacing w:before="0" w:after="160" w:line="269" w:lineRule="auto"/>
+      </w:pPr>
+      <w:r>
+        <w:rPr>
+          <w:rFonts w:ascii="Arial" w:hAnsi="Arial"/>
+          <w:b/>
+          <w:color w:val="C00000"/>
+          <w:sz w:val="30"/>
+        </w:rPr>
+        <w:t>для Вконтакте:</w:t>
+      </w:r>
+    </w:p>
+    <w:p>
+      <w:pPr>
+        <w:spacing w:before="0" w:after="240" w:line="269" w:lineRule="auto"/>
       </w:pPr>
       <w:r>
         <w:rPr>
@@ -17,33 +31,7 @@
     </w:p>
     <w:p>
       <w:pPr>
-        <w:spacing w:after="160" w:before="0"/>
-      </w:pPr>
-      <w:r>
-        <w:rPr>
-          <w:rFonts w:ascii="Arial" w:hAnsi="Arial"/>
-          <w:b w:val="0"/>
-          <w:sz w:val="24"/>
-        </w:rPr>
-        <w:t>——————</w:t>
-      </w:r>
-    </w:p>
-    <w:p>
-      <w:pPr>
-        <w:spacing w:after="200" w:before="0"/>
-      </w:pPr>
-      <w:r>
-        <w:rPr>
-          <w:rFonts w:ascii="Arial" w:hAnsi="Arial"/>
-          <w:b/>
-          <w:sz w:val="28"/>
-        </w:rPr>
-        <w:t>Версия для ВКонтакте (ВК)</w:t>
-      </w:r>
-    </w:p>
-    <w:p>
-      <w:pPr>
-        <w:spacing w:after="80" w:before="0"/>
+        <w:spacing w:before="0" w:after="120" w:line="269" w:lineRule="auto"/>
       </w:pPr>
       <w:r>
         <w:rPr>
@@ -56,20 +44,21 @@
     </w:p>
     <w:p>
       <w:pPr>
-        <w:spacing w:after="80" w:before="0"/>
+        <w:spacing w:before="80" w:after="100" w:line="269" w:lineRule="auto"/>
       </w:pPr>
       <w:r>
         <w:rPr>
           <w:rFonts w:ascii="Arial" w:hAnsi="Arial"/>
-          <w:b w:val="0"/>
-          <w:sz w:val="24"/>
+          <w:b/>
+          <w:color w:val="1F4E79"/>
+          <w:sz w:val="26"/>
         </w:rPr>
         <w:t>✅ Когда ополаскиватель уместен</w:t>
       </w:r>
     </w:p>
     <w:p>
       <w:pPr>
-        <w:spacing w:after="80" w:before="0"/>
+        <w:spacing w:before="0" w:after="60" w:line="269" w:lineRule="auto"/>
       </w:pPr>
       <w:r>
         <w:rPr>
@@ -82,7 +71,7 @@
     </w:p>
     <w:p>
       <w:pPr>
-        <w:spacing w:after="80" w:before="0"/>
+        <w:spacing w:before="0" w:after="60" w:line="269" w:lineRule="auto"/>
       </w:pPr>
       <w:r>
         <w:rPr>
@@ -95,7 +84,7 @@
     </w:p>
     <w:p>
       <w:pPr>
-        <w:spacing w:after="80" w:before="0"/>
+        <w:spacing w:before="0" w:after="60" w:line="269" w:lineRule="auto"/>
       </w:pPr>
       <w:r>
         <w:rPr>
@@ -108,7 +97,7 @@
     </w:p>
     <w:p>
       <w:pPr>
-        <w:spacing w:after="80" w:before="0"/>
+        <w:spacing w:before="0" w:after="60" w:line="269" w:lineRule="auto"/>
       </w:pPr>
       <w:r>
         <w:rPr>
@@ -121,59 +110,77 @@
     </w:p>
     <w:p>
       <w:pPr>
-        <w:spacing w:after="80" w:before="0"/>
+        <w:spacing w:before="80" w:after="100" w:line="269" w:lineRule="auto"/>
       </w:pPr>
+      <w:r>
+        <w:rPr>
+          <w:rFonts w:ascii="Arial" w:hAnsi="Arial"/>
+          <w:b/>
+          <w:color w:val="1F4E79"/>
+          <w:sz w:val="26"/>
+        </w:rPr>
+        <w:t>📌 Какой выбрать</w:t>
+      </w:r>
+    </w:p>
+    <w:p>
+      <w:pPr>
+        <w:spacing w:after="120" w:line="269" w:lineRule="auto"/>
+      </w:pPr>
+      <w:r>
+        <w:rPr>
+          <w:rFonts w:ascii="Arial" w:hAnsi="Arial"/>
+          <w:b/>
+          <w:sz w:val="24"/>
+        </w:rPr>
+        <w:t>Зависит от цели:</w:t>
+      </w:r>
       <w:r>
         <w:rPr>
           <w:rFonts w:ascii="Arial" w:hAnsi="Arial"/>
           <w:b w:val="0"/>
           <w:sz w:val="24"/>
         </w:rPr>
-        <w:t>📌 Какой выбрать</w:t>
+        <w:t xml:space="preserve"> свежесть, снижение налёта, уход за дёснами, чувствительность. «Самый жгучий» не значит лучший. Спиртовые составы могут сильнее сушить рот.</w:t>
       </w:r>
     </w:p>
     <w:p>
       <w:pPr>
-        <w:spacing w:after="80" w:before="0"/>
+        <w:spacing w:before="80" w:after="100" w:line="269" w:lineRule="auto"/>
       </w:pPr>
+      <w:r>
+        <w:rPr>
+          <w:rFonts w:ascii="Arial" w:hAnsi="Arial"/>
+          <w:b/>
+          <w:color w:val="1F4E79"/>
+          <w:sz w:val="26"/>
+        </w:rPr>
+        <w:t>✅ Как использовать правильно</w:t>
+      </w:r>
+    </w:p>
+    <w:p>
+      <w:pPr>
+        <w:spacing w:after="80" w:line="269" w:lineRule="auto"/>
+      </w:pPr>
+      <w:r>
+        <w:rPr>
+          <w:rFonts w:ascii="Arial" w:hAnsi="Arial"/>
+          <w:b/>
+          <w:sz w:val="24"/>
+        </w:rPr>
+        <w:t xml:space="preserve">1. </w:t>
+      </w:r>
       <w:r>
         <w:rPr>
           <w:rFonts w:ascii="Arial" w:hAnsi="Arial"/>
           <w:b w:val="0"/>
           <w:sz w:val="24"/>
         </w:rPr>
-        <w:t>Зависит от цели: свежесть, снижение налёта, уход за дёснами, чувствительность. «Самый жгучий» не значит лучший. Спиртовые составы могут сильнее сушить рот.</w:t>
+        <w:t>Сначала механическая чистка.</w:t>
       </w:r>
     </w:p>
     <w:p>
       <w:pPr>
-        <w:spacing w:after="80" w:before="0"/>
-      </w:pPr>
-      <w:r>
-        <w:rPr>
-          <w:rFonts w:ascii="Arial" w:hAnsi="Arial"/>
-          <w:b w:val="0"/>
-          <w:sz w:val="24"/>
-        </w:rPr>
-        <w:t>✅ Как использовать правильно</w:t>
-      </w:r>
-    </w:p>
-    <w:p>
-      <w:pPr>
-        <w:spacing w:after="80" w:before="0"/>
-      </w:pPr>
-      <w:r>
-        <w:rPr>
-          <w:rFonts w:ascii="Arial" w:hAnsi="Arial"/>
-          <w:b w:val="0"/>
-          <w:sz w:val="24"/>
-        </w:rPr>
-        <w:t>1. Сначала механическая чистка.</w:t>
-      </w:r>
-    </w:p>
-    <w:p>
-      <w:pPr>
-        <w:spacing w:after="80" w:before="0"/>
+        <w:spacing w:before="0" w:after="120" w:line="269" w:lineRule="auto"/>
       </w:pPr>
       <w:r>
         <w:rPr>
@@ -186,20 +193,28 @@
     </w:p>
     <w:p>
       <w:pPr>
-        <w:spacing w:after="80" w:before="0"/>
+        <w:spacing w:after="80" w:line="269" w:lineRule="auto"/>
       </w:pPr>
+      <w:r>
+        <w:rPr>
+          <w:rFonts w:ascii="Arial" w:hAnsi="Arial"/>
+          <w:b/>
+          <w:sz w:val="24"/>
+        </w:rPr>
+        <w:t xml:space="preserve">2. </w:t>
+      </w:r>
       <w:r>
         <w:rPr>
           <w:rFonts w:ascii="Arial" w:hAnsi="Arial"/>
           <w:b w:val="0"/>
           <w:sz w:val="24"/>
         </w:rPr>
-        <w:t>2. Потом ополаскиватель.</w:t>
+        <w:t>Потом ополаскиватель.</w:t>
       </w:r>
     </w:p>
     <w:p>
       <w:pPr>
-        <w:spacing w:after="80" w:before="0"/>
+        <w:spacing w:before="0" w:after="120" w:line="269" w:lineRule="auto"/>
       </w:pPr>
       <w:r>
         <w:rPr>
@@ -212,33 +227,42 @@
     </w:p>
     <w:p>
       <w:pPr>
-        <w:spacing w:after="80" w:before="0"/>
+        <w:spacing w:after="80" w:line="269" w:lineRule="auto"/>
       </w:pPr>
+      <w:r>
+        <w:rPr>
+          <w:rFonts w:ascii="Arial" w:hAnsi="Arial"/>
+          <w:b/>
+          <w:sz w:val="24"/>
+        </w:rPr>
+        <w:t xml:space="preserve">3. </w:t>
+      </w:r>
       <w:r>
         <w:rPr>
           <w:rFonts w:ascii="Arial" w:hAnsi="Arial"/>
           <w:b w:val="0"/>
           <w:sz w:val="24"/>
         </w:rPr>
-        <w:t>3. Не заменяйте им чистку утром и вечером.</w:t>
+        <w:t>Не заменяйте им чистку утром и вечером.</w:t>
       </w:r>
     </w:p>
     <w:p>
       <w:pPr>
-        <w:spacing w:after="80" w:before="0"/>
+        <w:spacing w:before="80" w:after="100" w:line="269" w:lineRule="auto"/>
       </w:pPr>
       <w:r>
         <w:rPr>
           <w:rFonts w:ascii="Arial" w:hAnsi="Arial"/>
-          <w:b w:val="0"/>
-          <w:sz w:val="24"/>
+          <w:b/>
+          <w:color w:val="1F4E79"/>
+          <w:sz w:val="26"/>
         </w:rPr>
         <w:t>💡 Когда без него можно обойтись</w:t>
       </w:r>
     </w:p>
     <w:p>
       <w:pPr>
-        <w:spacing w:after="80" w:before="0"/>
+        <w:spacing w:before="0" w:after="120" w:line="269" w:lineRule="auto"/>
       </w:pPr>
       <w:r>
         <w:rPr>
@@ -251,20 +275,21 @@
     </w:p>
     <w:p>
       <w:pPr>
-        <w:spacing w:after="80" w:before="0"/>
+        <w:spacing w:before="80" w:after="100" w:line="269" w:lineRule="auto"/>
       </w:pPr>
       <w:r>
         <w:rPr>
           <w:rFonts w:ascii="Arial" w:hAnsi="Arial"/>
-          <w:b w:val="0"/>
-          <w:sz w:val="24"/>
+          <w:b/>
+          <w:color w:val="1F4E79"/>
+          <w:sz w:val="26"/>
         </w:rPr>
         <w:t>⚠️ Когда нужен врач</w:t>
       </w:r>
     </w:p>
     <w:p>
       <w:pPr>
-        <w:spacing w:after="80" w:before="0"/>
+        <w:spacing w:before="0" w:after="120" w:line="269" w:lineRule="auto"/>
       </w:pPr>
       <w:r>
         <w:rPr>
@@ -277,7 +302,133 @@
     </w:p>
     <w:p>
       <w:pPr>
-        <w:spacing w:after="80" w:before="0"/>
+        <w:spacing w:before="0" w:after="80" w:line="269" w:lineRule="auto"/>
+      </w:pPr>
+      <w:r>
+        <w:rPr>
+          <w:rFonts w:ascii="Arial" w:hAnsi="Arial"/>
+          <w:b/>
+          <w:sz w:val="24"/>
+        </w:rPr>
+        <w:t>📞 Запись в Королёвскую стоматологическую поликлинику: 8 (499) 490-55-55</w:t>
+      </w:r>
+    </w:p>
+    <w:p>
+      <w:pPr>
+        <w:spacing w:before="0" w:after="80" w:line="269" w:lineRule="auto"/>
+      </w:pPr>
+      <w:r>
+        <w:rPr>
+          <w:rFonts w:ascii="Arial" w:hAnsi="Arial"/>
+          <w:b/>
+          <w:sz w:val="24"/>
+        </w:rPr>
+        <w:t>🌐 https://clck.ru/3N8E8Q</w:t>
+      </w:r>
+    </w:p>
+    <w:p>
+      <w:pPr>
+        <w:spacing w:before="0" w:after="80" w:line="269" w:lineRule="auto"/>
+      </w:pPr>
+      <w:r>
+        <w:rPr>
+          <w:rFonts w:ascii="Arial" w:hAnsi="Arial"/>
+          <w:b w:val="0"/>
+          <w:sz w:val="24"/>
+        </w:rPr>
+        <w:t>#КоролёвскаяСтоматологическаяПоликлиника #КоролёвскаяСтоматология #стоматологияКоролёв</w:t>
+      </w:r>
+    </w:p>
+    <w:p>
+      <w:r>
+        <w:br w:type="page"/>
+      </w:r>
+    </w:p>
+    <w:p>
+      <w:pPr>
+        <w:spacing w:before="0" w:after="160" w:line="269" w:lineRule="auto"/>
+      </w:pPr>
+      <w:r>
+        <w:rPr>
+          <w:rFonts w:ascii="Arial" w:hAnsi="Arial"/>
+          <w:b/>
+          <w:color w:val="C00000"/>
+          <w:sz w:val="30"/>
+        </w:rPr>
+        <w:t>для Макс,Телеграм:</w:t>
+      </w:r>
+    </w:p>
+    <w:p>
+      <w:pPr>
+        <w:spacing w:before="0" w:after="240" w:line="269" w:lineRule="auto"/>
+      </w:pPr>
+      <w:r>
+        <w:rPr>
+          <w:rFonts w:ascii="Arial" w:hAnsi="Arial"/>
+          <w:b/>
+          <w:sz w:val="36"/>
+        </w:rPr>
+        <w:t>Нужно ли использовать ополаскиватели для полости рта</w:t>
+      </w:r>
+    </w:p>
+    <w:p>
+      <w:pPr>
+        <w:spacing w:before="0" w:after="120" w:line="269" w:lineRule="auto"/>
+      </w:pPr>
+      <w:r>
+        <w:rPr>
+          <w:rFonts w:ascii="Arial" w:hAnsi="Arial"/>
+          <w:b w:val="0"/>
+          <w:sz w:val="24"/>
+        </w:rPr>
+        <w:t>🦷💧 Ополаскиватель — дополнение, а не замена щётки и нити.</w:t>
+      </w:r>
+    </w:p>
+    <w:p>
+      <w:pPr>
+        <w:spacing w:before="80" w:after="100" w:line="269" w:lineRule="auto"/>
+      </w:pPr>
+      <w:r>
+        <w:rPr>
+          <w:rFonts w:ascii="Arial" w:hAnsi="Arial"/>
+          <w:b/>
+          <w:color w:val="1F4E79"/>
+          <w:sz w:val="26"/>
+        </w:rPr>
+        <w:t>✅ Он полезен для свежести и как поддержка при проблемах с дёснами по рекомендации врача.</w:t>
+      </w:r>
+    </w:p>
+    <w:p>
+      <w:pPr>
+        <w:spacing w:before="80" w:after="100" w:line="269" w:lineRule="auto"/>
+      </w:pPr>
+      <w:r>
+        <w:rPr>
+          <w:rFonts w:ascii="Arial" w:hAnsi="Arial"/>
+          <w:b/>
+          <w:color w:val="1F4E79"/>
+          <w:sz w:val="26"/>
+        </w:rPr>
+        <w:t>⚠️ Самый жгучий не значит лучший: спирт может сушить рот.</w:t>
+      </w:r>
+    </w:p>
+    <w:p>
+      <w:pPr>
+        <w:spacing w:before="80" w:after="100" w:line="269" w:lineRule="auto"/>
+      </w:pPr>
+      <w:r>
+        <w:rPr>
+          <w:rFonts w:ascii="Arial" w:hAnsi="Arial"/>
+          <w:b/>
+          <w:color w:val="1F4E79"/>
+          <w:sz w:val="26"/>
+        </w:rPr>
+        <w:t>💡 Сначала чистка, потом ополаскиватель. Если без него сразу появляется запах или кровь — нужен осмотр, а не только новый флакон.</w:t>
+      </w:r>
+    </w:p>
+    <w:p>
+      <w:pPr>
+        <w:spacing w:before="0" w:after="80" w:line="269" w:lineRule="auto"/>
       </w:pPr>
       <w:r>
         <w:rPr>
@@ -290,7 +441,7 @@
     </w:p>
     <w:p>
       <w:pPr>
-        <w:spacing w:after="80" w:before="0"/>
+        <w:spacing w:before="0" w:after="80" w:line="269" w:lineRule="auto"/>
       </w:pPr>
       <w:r>
         <w:rPr>
@@ -303,136 +454,7 @@
     </w:p>
     <w:p>
       <w:pPr>
-        <w:spacing w:after="80" w:before="0"/>
-      </w:pPr>
-      <w:r>
-        <w:rPr>
-          <w:rFonts w:ascii="Arial" w:hAnsi="Arial"/>
-          <w:b w:val="0"/>
-          <w:sz w:val="24"/>
-        </w:rPr>
-        <w:t>#КоролёвскаяСтоматологическаяПоликлиника #КоролёвскаяСтоматология #стоматологияКоролёв</w:t>
-      </w:r>
-    </w:p>
-    <w:p>
-      <w:pPr>
-        <w:spacing w:after="120" w:before="0"/>
-      </w:pPr>
-      <w:r>
-        <w:rPr>
-          <w:rFonts w:ascii="Arial" w:hAnsi="Arial"/>
-          <w:b w:val="0"/>
-          <w:sz w:val="24"/>
-        </w:rPr>
-      </w:r>
-    </w:p>
-    <w:p>
-      <w:pPr>
-        <w:spacing w:after="160" w:before="0"/>
-      </w:pPr>
-      <w:r>
-        <w:rPr>
-          <w:rFonts w:ascii="Arial" w:hAnsi="Arial"/>
-          <w:b w:val="0"/>
-          <w:sz w:val="24"/>
-        </w:rPr>
-        <w:t>——————</w:t>
-      </w:r>
-    </w:p>
-    <w:p>
-      <w:pPr>
-        <w:spacing w:after="200" w:before="0"/>
-      </w:pPr>
-      <w:r>
-        <w:rPr>
-          <w:rFonts w:ascii="Arial" w:hAnsi="Arial"/>
-          <w:b/>
-          <w:sz w:val="28"/>
-        </w:rPr>
-        <w:t>Версия для Telegram / MAX (ТГ)</w:t>
-      </w:r>
-    </w:p>
-    <w:p>
-      <w:pPr>
-        <w:spacing w:after="120" w:before="0"/>
-      </w:pPr>
-      <w:r>
-        <w:rPr>
-          <w:rFonts w:ascii="Arial" w:hAnsi="Arial"/>
-          <w:b/>
-          <w:sz w:val="26"/>
-        </w:rPr>
-        <w:t>🦷💧 Ополаскиватель — дополнение, а не замена щётки и нити.</w:t>
-      </w:r>
-    </w:p>
-    <w:p>
-      <w:pPr>
-        <w:spacing w:after="80" w:before="0"/>
-      </w:pPr>
-      <w:r>
-        <w:rPr>
-          <w:rFonts w:ascii="Arial" w:hAnsi="Arial"/>
-          <w:b w:val="0"/>
-          <w:sz w:val="24"/>
-        </w:rPr>
-        <w:t>✅ Он полезен для свежести и как поддержка при проблемах с дёснами по рекомендации врача.</w:t>
-      </w:r>
-    </w:p>
-    <w:p>
-      <w:pPr>
-        <w:spacing w:after="120" w:before="0"/>
-      </w:pPr>
-      <w:r>
-        <w:rPr>
-          <w:rFonts w:ascii="Arial" w:hAnsi="Arial"/>
-          <w:b/>
-          <w:sz w:val="26"/>
-        </w:rPr>
-        <w:t>⚠️ Самый жгучий не значит лучший: спирт может сушить рот.</w:t>
-      </w:r>
-    </w:p>
-    <w:p>
-      <w:pPr>
-        <w:spacing w:after="80" w:before="0"/>
-      </w:pPr>
-      <w:r>
-        <w:rPr>
-          <w:rFonts w:ascii="Arial" w:hAnsi="Arial"/>
-          <w:b w:val="0"/>
-          <w:sz w:val="24"/>
-        </w:rPr>
-        <w:t>💡 Сначала чистка, потом ополаскиватель. Если без него сразу появляется запах или кровь — нужен осмотр, а не только новый флакон.</w:t>
-      </w:r>
-    </w:p>
-    <w:p>
-      <w:pPr>
-        <w:spacing w:after="80" w:before="0"/>
-      </w:pPr>
-      <w:r>
-        <w:rPr>
-          <w:rFonts w:ascii="Arial" w:hAnsi="Arial"/>
-          <w:b w:val="0"/>
-          <w:sz w:val="24"/>
-        </w:rPr>
-        <w:t>📞 Запись в Королёвскую стоматологическую поликлинику: 8 (499) 490-55-55</w:t>
-      </w:r>
-    </w:p>
-    <w:p>
-      <w:pPr>
-        <w:spacing w:after="80" w:before="0"/>
-      </w:pPr>
-      <w:r>
-        <w:rPr>
-          <w:rFonts w:ascii="Arial" w:hAnsi="Arial"/>
-          <w:b w:val="0"/>
-          <w:sz w:val="24"/>
-        </w:rPr>
-        <w:t>🌐 https://clck.ru/3N8E8Q</w:t>
-      </w:r>
-    </w:p>
-    <w:p>
-      <w:pPr>
-        <w:spacing w:after="80" w:before="0"/>
+        <w:spacing w:before="0" w:after="80" w:line="269" w:lineRule="auto"/>
       </w:pPr>
       <w:r>
         <w:rPr>
